--- a/output/summary/productDetails/FederatedGqlBreakDown-BE-productDetails.docx
+++ b/output/summary/productDetails/FederatedGqlBreakDown-BE-productDetails.docx
@@ -76,7 +76,7 @@
                 <w:color w:val="1F497D"/>
                 <w:sz w:val="22"/>
               </w:rPr>
-              <w:t>13</w:t>
+              <w:t>11</w:t>
             </w:r>
           </w:p>
         </w:tc>
@@ -132,7 +132,7 @@
                 <w:color w:val="1F497D"/>
                 <w:sz w:val="22"/>
               </w:rPr>
-              <w:t>🔴 0  🟠 1  🟡 7  🟢 5</w:t>
+              <w:t>🔴 0  🟠 1  🟡 8  🟢 2</w:t>
             </w:r>
           </w:p>
         </w:tc>
@@ -192,7 +192,7 @@
           <w:color w:val="444444"/>
           <w:sz w:val="18"/>
         </w:rPr>
-        <w:t xml:space="preserve">   |   Generated: 2026-07-16</w:t>
+        <w:t xml:space="preserve">   |   Generated: 2026-07-17</w:t>
       </w:r>
     </w:p>
     <w:p>
@@ -2436,7 +2436,22 @@
           <w:color w:val="444444"/>
           <w:sz w:val="18"/>
         </w:rPr>
-        <w:t>.</w:t>
+        <w:t xml:space="preserve">. </w:t>
+      </w:r>
+      <w:r>
+        <w:rPr>
+          <w:b/>
+          <w:color w:val="444444"/>
+          <w:sz w:val="18"/>
+        </w:rPr>
+        <w:t>Focus</w:t>
+      </w:r>
+      <w:r>
+        <w:rPr>
+          <w:color w:val="444444"/>
+          <w:sz w:val="18"/>
+        </w:rPr>
+        <w:t xml:space="preserve"> names the phase category each step advances — same convention as the frontend order map.</w:t>
       </w:r>
     </w:p>
     <w:p>
@@ -2481,9 +2496,10 @@
         </w:tblBorders>
       </w:tblPr>
       <w:tblGrid>
-        <w:gridCol w:w="3419"/>
-        <w:gridCol w:w="3419"/>
-        <w:gridCol w:w="3419"/>
+        <w:gridCol w:w="2564"/>
+        <w:gridCol w:w="2564"/>
+        <w:gridCol w:w="2564"/>
+        <w:gridCol w:w="2564"/>
       </w:tblGrid>
       <w:tr>
         <w:trPr>
@@ -2491,7 +2507,7 @@
         </w:trPr>
         <w:tc>
           <w:tcPr>
-            <w:tcW w:type="dxa" w:w="3419"/>
+            <w:tcW w:type="dxa" w:w="2564"/>
             <w:shd w:val="clear" w:color="auto" w:fill="DAE8FC"/>
             <w:vAlign w:val="top"/>
           </w:tcPr>
@@ -2511,7 +2527,7 @@
         </w:tc>
         <w:tc>
           <w:tcPr>
-            <w:tcW w:type="dxa" w:w="3419"/>
+            <w:tcW w:type="dxa" w:w="2564"/>
             <w:shd w:val="clear" w:color="auto" w:fill="DAE8FC"/>
             <w:vAlign w:val="top"/>
           </w:tcPr>
@@ -2531,7 +2547,7 @@
         </w:tc>
         <w:tc>
           <w:tcPr>
-            <w:tcW w:type="dxa" w:w="3419"/>
+            <w:tcW w:type="dxa" w:w="2564"/>
             <w:shd w:val="clear" w:color="auto" w:fill="DAE8FC"/>
             <w:vAlign w:val="top"/>
           </w:tcPr>
@@ -2549,11 +2565,10 @@
             </w:r>
           </w:p>
         </w:tc>
-      </w:tr>
-      <w:tr>
         <w:tc>
           <w:tcPr>
-            <w:tcW w:type="dxa" w:w="3419"/>
+            <w:tcW w:type="dxa" w:w="2564"/>
+            <w:shd w:val="clear" w:color="auto" w:fill="DAE8FC"/>
             <w:vAlign w:val="top"/>
           </w:tcPr>
           <w:p>
@@ -2562,16 +2577,19 @@
             </w:pPr>
             <w:r>
               <w:rPr>
-                <w:color w:val="373737"/>
+                <w:b/>
+                <w:color w:val="1F3864"/>
                 <w:sz w:val="18"/>
               </w:rPr>
-              <w:t>1</w:t>
+              <w:t>Focus</w:t>
             </w:r>
           </w:p>
         </w:tc>
+      </w:tr>
+      <w:tr>
         <w:tc>
           <w:tcPr>
-            <w:tcW w:type="dxa" w:w="3419"/>
+            <w:tcW w:type="dxa" w:w="2564"/>
             <w:vAlign w:val="top"/>
           </w:tcPr>
           <w:p>
@@ -2583,20 +2601,13 @@
                 <w:color w:val="373737"/>
                 <w:sz w:val="18"/>
               </w:rPr>
-              <w:t xml:space="preserve">🟢 </w:t>
-            </w:r>
-            <w:r>
-              <w:rPr>
-                <w:rFonts w:ascii="Courier New" w:hAnsi="Courier New"/>
-                <w:sz w:val="18"/>
-              </w:rPr>
-              <w:t>B-01</w:t>
+              <w:t>1</w:t>
             </w:r>
           </w:p>
         </w:tc>
         <w:tc>
           <w:tcPr>
-            <w:tcW w:type="dxa" w:w="3419"/>
+            <w:tcW w:type="dxa" w:w="2564"/>
             <w:vAlign w:val="top"/>
           </w:tcPr>
           <w:p>
@@ -2608,7 +2619,50 @@
                 <w:color w:val="373737"/>
                 <w:sz w:val="18"/>
               </w:rPr>
+              <w:t xml:space="preserve">🟢 </w:t>
+            </w:r>
+            <w:r>
+              <w:rPr>
+                <w:rFonts w:ascii="Courier New" w:hAnsi="Courier New"/>
+                <w:sz w:val="18"/>
+              </w:rPr>
+              <w:t>B-01</w:t>
+            </w:r>
+          </w:p>
+        </w:tc>
+        <w:tc>
+          <w:tcPr>
+            <w:tcW w:type="dxa" w:w="2564"/>
+            <w:vAlign w:val="top"/>
+          </w:tcPr>
+          <w:p>
+            <w:pPr>
+              <w:jc w:val="left"/>
+            </w:pPr>
+            <w:r>
+              <w:rPr>
+                <w:color w:val="373737"/>
+                <w:sz w:val="18"/>
+              </w:rPr>
               <w:t>—</w:t>
+            </w:r>
+          </w:p>
+        </w:tc>
+        <w:tc>
+          <w:tcPr>
+            <w:tcW w:type="dxa" w:w="2564"/>
+            <w:vAlign w:val="top"/>
+          </w:tcPr>
+          <w:p>
+            <w:pPr>
+              <w:jc w:val="left"/>
+            </w:pPr>
+            <w:r>
+              <w:rPr>
+                <w:color w:val="373737"/>
+                <w:sz w:val="18"/>
+              </w:rPr>
+              <w:t>🧱 Module init — schema skeleton, service wiring (unblocks everything)</w:t>
             </w:r>
           </w:p>
         </w:tc>
@@ -2616,7 +2670,7 @@
       <w:tr>
         <w:tc>
           <w:tcPr>
-            <w:tcW w:type="dxa" w:w="3419"/>
+            <w:tcW w:type="dxa" w:w="2564"/>
             <w:shd w:val="clear" w:color="auto" w:fill="F5F8FF"/>
             <w:vAlign w:val="top"/>
           </w:tcPr>
@@ -2635,7 +2689,7 @@
         </w:tc>
         <w:tc>
           <w:tcPr>
-            <w:tcW w:type="dxa" w:w="3419"/>
+            <w:tcW w:type="dxa" w:w="2564"/>
             <w:shd w:val="clear" w:color="auto" w:fill="F5F8FF"/>
             <w:vAlign w:val="top"/>
           </w:tcPr>
@@ -2676,7 +2730,7 @@
                 <w:color w:val="373737"/>
                 <w:sz w:val="18"/>
               </w:rPr>
-              <w:t xml:space="preserve">, 🟢 </w:t>
+              <w:t xml:space="preserve">, 🟡 </w:t>
             </w:r>
             <w:r>
               <w:rPr>
@@ -2690,42 +2744,14 @@
                 <w:color w:val="373737"/>
                 <w:sz w:val="18"/>
               </w:rPr>
-              <w:t xml:space="preserve">, 🟢 </w:t>
+              <w:t xml:space="preserve">, 🟡 </w:t>
             </w:r>
             <w:r>
               <w:rPr>
                 <w:rFonts w:ascii="Courier New" w:hAnsi="Courier New"/>
                 <w:sz w:val="18"/>
               </w:rPr>
-              <w:t>D-03</w:t>
-            </w:r>
-            <w:r>
-              <w:rPr>
-                <w:color w:val="373737"/>
-                <w:sz w:val="18"/>
-              </w:rPr>
-              <w:t xml:space="preserve">, 🟡 </w:t>
-            </w:r>
-            <w:r>
-              <w:rPr>
-                <w:rFonts w:ascii="Courier New" w:hAnsi="Courier New"/>
-                <w:sz w:val="18"/>
-              </w:rPr>
               <w:t>D-04</w:t>
-            </w:r>
-            <w:r>
-              <w:rPr>
-                <w:color w:val="373737"/>
-                <w:sz w:val="18"/>
-              </w:rPr>
-              <w:t xml:space="preserve">, 🟢 </w:t>
-            </w:r>
-            <w:r>
-              <w:rPr>
-                <w:rFonts w:ascii="Courier New" w:hAnsi="Courier New"/>
-                <w:sz w:val="18"/>
-              </w:rPr>
-              <w:t>D-05</w:t>
             </w:r>
             <w:r>
               <w:rPr>
@@ -2801,7 +2827,7 @@
         </w:tc>
         <w:tc>
           <w:tcPr>
-            <w:tcW w:type="dxa" w:w="3419"/>
+            <w:tcW w:type="dxa" w:w="2564"/>
             <w:shd w:val="clear" w:color="auto" w:fill="F5F8FF"/>
             <w:vAlign w:val="top"/>
           </w:tcPr>
@@ -2825,11 +2851,10 @@
             </w:r>
           </w:p>
         </w:tc>
-      </w:tr>
-      <w:tr>
         <w:tc>
           <w:tcPr>
-            <w:tcW w:type="dxa" w:w="3419"/>
+            <w:tcW w:type="dxa" w:w="2564"/>
+            <w:shd w:val="clear" w:color="auto" w:fill="F5F8FF"/>
             <w:vAlign w:val="top"/>
           </w:tcPr>
           <w:p>
@@ -2841,13 +2866,15 @@
                 <w:color w:val="373737"/>
                 <w:sz w:val="18"/>
               </w:rPr>
-              <w:t>3</w:t>
+              <w:t>Fan-out — 🔍 Search &amp; Listing · ✏️ Mutations · ⚙️ Complex Operations · 🔗 Federation &amp; Stitching · 🧪 Field Resolvers &amp; Tests</w:t>
             </w:r>
           </w:p>
         </w:tc>
+      </w:tr>
+      <w:tr>
         <w:tc>
           <w:tcPr>
-            <w:tcW w:type="dxa" w:w="3419"/>
+            <w:tcW w:type="dxa" w:w="2564"/>
             <w:vAlign w:val="top"/>
           </w:tcPr>
           <w:p>
@@ -2859,20 +2886,13 @@
                 <w:color w:val="373737"/>
                 <w:sz w:val="18"/>
               </w:rPr>
-              <w:t xml:space="preserve">🟡 </w:t>
-            </w:r>
-            <w:r>
-              <w:rPr>
-                <w:rFonts w:ascii="Courier New" w:hAnsi="Courier New"/>
-                <w:sz w:val="18"/>
-              </w:rPr>
-              <w:t>G-04</w:t>
+              <w:t>3</w:t>
             </w:r>
           </w:p>
         </w:tc>
         <w:tc>
           <w:tcPr>
-            <w:tcW w:type="dxa" w:w="3419"/>
+            <w:tcW w:type="dxa" w:w="2564"/>
             <w:vAlign w:val="top"/>
           </w:tcPr>
           <w:p>
@@ -2884,7 +2904,50 @@
                 <w:color w:val="373737"/>
                 <w:sz w:val="18"/>
               </w:rPr>
+              <w:t xml:space="preserve">🟡 </w:t>
+            </w:r>
+            <w:r>
+              <w:rPr>
+                <w:rFonts w:ascii="Courier New" w:hAnsi="Courier New"/>
+                <w:sz w:val="18"/>
+              </w:rPr>
+              <w:t>G-04</w:t>
+            </w:r>
+          </w:p>
+        </w:tc>
+        <w:tc>
+          <w:tcPr>
+            <w:tcW w:type="dxa" w:w="2564"/>
+            <w:vAlign w:val="top"/>
+          </w:tcPr>
+          <w:p>
+            <w:pPr>
+              <w:jc w:val="left"/>
+            </w:pPr>
+            <w:r>
+              <w:rPr>
+                <w:color w:val="373737"/>
+                <w:sz w:val="18"/>
+              </w:rPr>
               <w:t>—</w:t>
+            </w:r>
+          </w:p>
+        </w:tc>
+        <w:tc>
+          <w:tcPr>
+            <w:tcW w:type="dxa" w:w="2564"/>
+            <w:vAlign w:val="top"/>
+          </w:tcPr>
+          <w:p>
+            <w:pPr>
+              <w:jc w:val="left"/>
+            </w:pPr>
+            <w:r>
+              <w:rPr>
+                <w:color w:val="373737"/>
+                <w:sz w:val="18"/>
+              </w:rPr>
+              <w:t>🧪 Field Resolvers &amp; Tests</w:t>
             </w:r>
           </w:p>
         </w:tc>
@@ -2951,6 +3014,855 @@
           <w:sz w:val="19"/>
         </w:rPr>
         <w:t xml:space="preserve"> — 3 sequential stories; everything else hangs off this chain in parallel.</w:t>
+      </w:r>
+    </w:p>
+    <w:p>
+      <w:pPr>
+        <w:spacing w:before="240" w:after="80"/>
+      </w:pPr>
+      <w:r>
+        <w:rPr>
+          <w:b/>
+          <w:color w:val="1F497D"/>
+          <w:sz w:val="28"/>
+        </w:rPr>
+        <w:t>Recommended Story Graph — 2 Backend Engineers</w:t>
+      </w:r>
+    </w:p>
+    <w:p>
+      <w:pPr>
+        <w:spacing w:after="40"/>
+      </w:pPr>
+      <w:r>
+        <w:rPr>
+          <w:color w:val="444444"/>
+          <w:sz w:val="18"/>
+        </w:rPr>
+        <w:t xml:space="preserve">The order map above assumes unlimited parallelism; this packs the </w:t>
+      </w:r>
+      <w:r>
+        <w:rPr>
+          <w:b/>
+          <w:color w:val="444444"/>
+          <w:sz w:val="18"/>
+        </w:rPr>
+        <w:t>same dependency graph onto 2 backend engineers</w:t>
+      </w:r>
+      <w:r>
+        <w:rPr>
+          <w:color w:val="444444"/>
+          <w:sz w:val="18"/>
+        </w:rPr>
+        <w:t xml:space="preserve"> (greedy critical-chain scheduling, nominal day-ranges from complexity — confirm in refinement). Read each column top-to-bottom as one engineer's queue; ⏳ marks a slot that waits on a dependency, 🔬/⛔ are entry gates that slide a slot without reshuffling the lanes.</w:t>
+      </w:r>
+    </w:p>
+    <w:tbl>
+      <w:tblPr>
+        <w:tblStyle w:val="TableGrid"/>
+        <w:tblW w:type="auto" w:w="0"/>
+        <w:tblLook w:firstColumn="1" w:firstRow="1" w:lastColumn="0" w:lastRow="0" w:noHBand="0" w:noVBand="1" w:val="04A0"/>
+        <w:tblBorders>
+          <w:top w:val="single" w:sz="4" w:space="0" w:color="BFBFBF"/>
+          <w:left w:val="single" w:sz="4" w:space="0" w:color="BFBFBF"/>
+          <w:bottom w:val="single" w:sz="4" w:space="0" w:color="BFBFBF"/>
+          <w:right w:val="single" w:sz="4" w:space="0" w:color="BFBFBF"/>
+          <w:insideH w:val="single" w:sz="4" w:space="0" w:color="BFBFBF"/>
+          <w:insideV w:val="single" w:sz="4" w:space="0" w:color="BFBFBF"/>
+        </w:tblBorders>
+      </w:tblPr>
+      <w:tblGrid>
+        <w:gridCol w:w="3419"/>
+        <w:gridCol w:w="3419"/>
+        <w:gridCol w:w="3419"/>
+      </w:tblGrid>
+      <w:tr>
+        <w:trPr>
+          <w:trHeight w:val="360" w:hRule="atLeast"/>
+        </w:trPr>
+        <w:tc>
+          <w:tcPr>
+            <w:tcW w:type="dxa" w:w="3419"/>
+            <w:shd w:val="clear" w:color="auto" w:fill="DAE8FC"/>
+            <w:vAlign w:val="top"/>
+          </w:tcPr>
+          <w:p>
+            <w:pPr>
+              <w:jc w:val="left"/>
+            </w:pPr>
+            <w:r>
+              <w:rPr>
+                <w:b/>
+                <w:color w:val="1F3864"/>
+                <w:sz w:val="18"/>
+              </w:rPr>
+              <w:t>Slot</w:t>
+            </w:r>
+          </w:p>
+        </w:tc>
+        <w:tc>
+          <w:tcPr>
+            <w:tcW w:type="dxa" w:w="3419"/>
+            <w:shd w:val="clear" w:color="auto" w:fill="DAE8FC"/>
+            <w:vAlign w:val="top"/>
+          </w:tcPr>
+          <w:p>
+            <w:pPr>
+              <w:jc w:val="left"/>
+            </w:pPr>
+            <w:r>
+              <w:rPr>
+                <w:b/>
+                <w:color w:val="1F3864"/>
+                <w:sz w:val="18"/>
+              </w:rPr>
+              <w:t>👤 BE-1</w:t>
+            </w:r>
+          </w:p>
+        </w:tc>
+        <w:tc>
+          <w:tcPr>
+            <w:tcW w:type="dxa" w:w="3419"/>
+            <w:shd w:val="clear" w:color="auto" w:fill="DAE8FC"/>
+            <w:vAlign w:val="top"/>
+          </w:tcPr>
+          <w:p>
+            <w:pPr>
+              <w:jc w:val="left"/>
+            </w:pPr>
+            <w:r>
+              <w:rPr>
+                <w:b/>
+                <w:color w:val="1F3864"/>
+                <w:sz w:val="18"/>
+              </w:rPr>
+              <w:t>👤 BE-2</w:t>
+            </w:r>
+          </w:p>
+        </w:tc>
+      </w:tr>
+      <w:tr>
+        <w:tc>
+          <w:tcPr>
+            <w:tcW w:type="dxa" w:w="3419"/>
+            <w:vAlign w:val="top"/>
+          </w:tcPr>
+          <w:p>
+            <w:pPr>
+              <w:jc w:val="left"/>
+            </w:pPr>
+            <w:r>
+              <w:rPr>
+                <w:color w:val="373737"/>
+                <w:sz w:val="18"/>
+              </w:rPr>
+              <w:t>1</w:t>
+            </w:r>
+          </w:p>
+        </w:tc>
+        <w:tc>
+          <w:tcPr>
+            <w:tcW w:type="dxa" w:w="3419"/>
+            <w:vAlign w:val="top"/>
+          </w:tcPr>
+          <w:p>
+            <w:pPr>
+              <w:jc w:val="left"/>
+            </w:pPr>
+            <w:r>
+              <w:rPr>
+                <w:color w:val="373737"/>
+                <w:sz w:val="18"/>
+              </w:rPr>
+              <w:t xml:space="preserve">🟢 </w:t>
+            </w:r>
+            <w:r>
+              <w:rPr>
+                <w:rFonts w:ascii="Courier New" w:hAnsi="Courier New"/>
+                <w:sz w:val="18"/>
+              </w:rPr>
+              <w:t>B-01</w:t>
+            </w:r>
+            <w:r>
+              <w:rPr>
+                <w:color w:val="373737"/>
+                <w:sz w:val="18"/>
+              </w:rPr>
+              <w:t xml:space="preserve"> (1–2d)</w:t>
+            </w:r>
+          </w:p>
+        </w:tc>
+        <w:tc>
+          <w:tcPr>
+            <w:tcW w:type="dxa" w:w="3419"/>
+            <w:vAlign w:val="top"/>
+          </w:tcPr>
+          <w:p>
+            <w:pPr>
+              <w:jc w:val="left"/>
+            </w:pPr>
+            <w:r>
+              <w:rPr>
+                <w:color w:val="373737"/>
+                <w:sz w:val="18"/>
+              </w:rPr>
+              <w:t xml:space="preserve">⏳ after </w:t>
+            </w:r>
+            <w:r>
+              <w:rPr>
+                <w:rFonts w:ascii="Courier New" w:hAnsi="Courier New"/>
+                <w:sz w:val="18"/>
+              </w:rPr>
+              <w:t>B-01</w:t>
+            </w:r>
+            <w:r>
+              <w:rPr>
+                <w:color w:val="373737"/>
+                <w:sz w:val="18"/>
+              </w:rPr>
+              <w:t xml:space="preserve"> → 🟡 </w:t>
+            </w:r>
+            <w:r>
+              <w:rPr>
+                <w:rFonts w:ascii="Courier New" w:hAnsi="Courier New"/>
+                <w:sz w:val="18"/>
+              </w:rPr>
+              <w:t>G-01</w:t>
+            </w:r>
+            <w:r>
+              <w:rPr>
+                <w:color w:val="373737"/>
+                <w:sz w:val="18"/>
+              </w:rPr>
+              <w:t xml:space="preserve"> (2–4d)</w:t>
+            </w:r>
+          </w:p>
+        </w:tc>
+      </w:tr>
+      <w:tr>
+        <w:tc>
+          <w:tcPr>
+            <w:tcW w:type="dxa" w:w="3419"/>
+            <w:shd w:val="clear" w:color="auto" w:fill="F5F8FF"/>
+            <w:vAlign w:val="top"/>
+          </w:tcPr>
+          <w:p>
+            <w:pPr>
+              <w:jc w:val="left"/>
+            </w:pPr>
+            <w:r>
+              <w:rPr>
+                <w:color w:val="373737"/>
+                <w:sz w:val="18"/>
+              </w:rPr>
+              <w:t>2</w:t>
+            </w:r>
+          </w:p>
+        </w:tc>
+        <w:tc>
+          <w:tcPr>
+            <w:tcW w:type="dxa" w:w="3419"/>
+            <w:shd w:val="clear" w:color="auto" w:fill="F5F8FF"/>
+            <w:vAlign w:val="top"/>
+          </w:tcPr>
+          <w:p>
+            <w:pPr>
+              <w:jc w:val="left"/>
+            </w:pPr>
+            <w:r>
+              <w:rPr>
+                <w:color w:val="373737"/>
+                <w:sz w:val="18"/>
+              </w:rPr>
+              <w:t xml:space="preserve">🟠 </w:t>
+            </w:r>
+            <w:r>
+              <w:rPr>
+                <w:rFonts w:ascii="Courier New" w:hAnsi="Courier New"/>
+                <w:sz w:val="18"/>
+              </w:rPr>
+              <w:t>E-01</w:t>
+            </w:r>
+            <w:r>
+              <w:rPr>
+                <w:color w:val="373737"/>
+                <w:sz w:val="18"/>
+              </w:rPr>
+              <w:t xml:space="preserve"> (4–7d) 🔬</w:t>
+            </w:r>
+          </w:p>
+        </w:tc>
+        <w:tc>
+          <w:tcPr>
+            <w:tcW w:type="dxa" w:w="3419"/>
+            <w:shd w:val="clear" w:color="auto" w:fill="F5F8FF"/>
+            <w:vAlign w:val="top"/>
+          </w:tcPr>
+          <w:p>
+            <w:pPr>
+              <w:jc w:val="left"/>
+            </w:pPr>
+            <w:r>
+              <w:rPr>
+                <w:color w:val="373737"/>
+                <w:sz w:val="18"/>
+              </w:rPr>
+              <w:t xml:space="preserve">🟡 </w:t>
+            </w:r>
+            <w:r>
+              <w:rPr>
+                <w:rFonts w:ascii="Courier New" w:hAnsi="Courier New"/>
+                <w:sz w:val="18"/>
+              </w:rPr>
+              <w:t>C-01</w:t>
+            </w:r>
+            <w:r>
+              <w:rPr>
+                <w:color w:val="373737"/>
+                <w:sz w:val="18"/>
+              </w:rPr>
+              <w:t xml:space="preserve"> (2–4d)</w:t>
+            </w:r>
+          </w:p>
+        </w:tc>
+      </w:tr>
+      <w:tr>
+        <w:tc>
+          <w:tcPr>
+            <w:tcW w:type="dxa" w:w="3419"/>
+            <w:vAlign w:val="top"/>
+          </w:tcPr>
+          <w:p>
+            <w:pPr>
+              <w:jc w:val="left"/>
+            </w:pPr>
+            <w:r>
+              <w:rPr>
+                <w:color w:val="373737"/>
+                <w:sz w:val="18"/>
+              </w:rPr>
+              <w:t>3</w:t>
+            </w:r>
+          </w:p>
+        </w:tc>
+        <w:tc>
+          <w:tcPr>
+            <w:tcW w:type="dxa" w:w="3419"/>
+            <w:vAlign w:val="top"/>
+          </w:tcPr>
+          <w:p>
+            <w:pPr>
+              <w:jc w:val="left"/>
+            </w:pPr>
+            <w:r>
+              <w:rPr>
+                <w:color w:val="373737"/>
+                <w:sz w:val="18"/>
+              </w:rPr>
+              <w:t xml:space="preserve">🟡 </w:t>
+            </w:r>
+            <w:r>
+              <w:rPr>
+                <w:rFonts w:ascii="Courier New" w:hAnsi="Courier New"/>
+                <w:sz w:val="18"/>
+              </w:rPr>
+              <w:t>D-01</w:t>
+            </w:r>
+            <w:r>
+              <w:rPr>
+                <w:color w:val="373737"/>
+                <w:sz w:val="18"/>
+              </w:rPr>
+              <w:t xml:space="preserve"> (2–4d)</w:t>
+            </w:r>
+          </w:p>
+        </w:tc>
+        <w:tc>
+          <w:tcPr>
+            <w:tcW w:type="dxa" w:w="3419"/>
+            <w:vAlign w:val="top"/>
+          </w:tcPr>
+          <w:p>
+            <w:pPr>
+              <w:jc w:val="left"/>
+            </w:pPr>
+            <w:r>
+              <w:rPr>
+                <w:color w:val="373737"/>
+                <w:sz w:val="18"/>
+              </w:rPr>
+              <w:t xml:space="preserve">🟡 </w:t>
+            </w:r>
+            <w:r>
+              <w:rPr>
+                <w:rFonts w:ascii="Courier New" w:hAnsi="Courier New"/>
+                <w:sz w:val="18"/>
+              </w:rPr>
+              <w:t>D-02</w:t>
+            </w:r>
+            <w:r>
+              <w:rPr>
+                <w:color w:val="373737"/>
+                <w:sz w:val="18"/>
+              </w:rPr>
+              <w:t xml:space="preserve"> (2–4d) </w:t>
+            </w:r>
+            <w:r>
+              <w:rPr>
+                <w:i/>
+                <w:color w:val="373737"/>
+                <w:sz w:val="18"/>
+              </w:rPr>
+              <w:t>(grouped XS: +`D-03`, `D-05`)</w:t>
+            </w:r>
+          </w:p>
+        </w:tc>
+      </w:tr>
+      <w:tr>
+        <w:tc>
+          <w:tcPr>
+            <w:tcW w:type="dxa" w:w="3419"/>
+            <w:shd w:val="clear" w:color="auto" w:fill="F5F8FF"/>
+            <w:vAlign w:val="top"/>
+          </w:tcPr>
+          <w:p>
+            <w:pPr>
+              <w:jc w:val="left"/>
+            </w:pPr>
+            <w:r>
+              <w:rPr>
+                <w:color w:val="373737"/>
+                <w:sz w:val="18"/>
+              </w:rPr>
+              <w:t>4</w:t>
+            </w:r>
+          </w:p>
+        </w:tc>
+        <w:tc>
+          <w:tcPr>
+            <w:tcW w:type="dxa" w:w="3419"/>
+            <w:shd w:val="clear" w:color="auto" w:fill="F5F8FF"/>
+            <w:vAlign w:val="top"/>
+          </w:tcPr>
+          <w:p>
+            <w:pPr>
+              <w:jc w:val="left"/>
+            </w:pPr>
+            <w:r>
+              <w:rPr>
+                <w:color w:val="373737"/>
+                <w:sz w:val="18"/>
+              </w:rPr>
+              <w:t xml:space="preserve">🟡 </w:t>
+            </w:r>
+            <w:r>
+              <w:rPr>
+                <w:rFonts w:ascii="Courier New" w:hAnsi="Courier New"/>
+                <w:sz w:val="18"/>
+              </w:rPr>
+              <w:t>D-04</w:t>
+            </w:r>
+            <w:r>
+              <w:rPr>
+                <w:color w:val="373737"/>
+                <w:sz w:val="18"/>
+              </w:rPr>
+              <w:t xml:space="preserve"> (2–4d)</w:t>
+            </w:r>
+          </w:p>
+        </w:tc>
+        <w:tc>
+          <w:tcPr>
+            <w:tcW w:type="dxa" w:w="3419"/>
+            <w:shd w:val="clear" w:color="auto" w:fill="F5F8FF"/>
+            <w:vAlign w:val="top"/>
+          </w:tcPr>
+          <w:p>
+            <w:pPr>
+              <w:jc w:val="left"/>
+            </w:pPr>
+            <w:r>
+              <w:rPr>
+                <w:color w:val="373737"/>
+                <w:sz w:val="18"/>
+              </w:rPr>
+              <w:t xml:space="preserve">🟡 </w:t>
+            </w:r>
+            <w:r>
+              <w:rPr>
+                <w:rFonts w:ascii="Courier New" w:hAnsi="Courier New"/>
+                <w:sz w:val="18"/>
+              </w:rPr>
+              <w:t>G-02</w:t>
+            </w:r>
+            <w:r>
+              <w:rPr>
+                <w:color w:val="373737"/>
+                <w:sz w:val="18"/>
+              </w:rPr>
+              <w:t xml:space="preserve"> (2–4d)</w:t>
+            </w:r>
+          </w:p>
+        </w:tc>
+      </w:tr>
+      <w:tr>
+        <w:tc>
+          <w:tcPr>
+            <w:tcW w:type="dxa" w:w="3419"/>
+            <w:vAlign w:val="top"/>
+          </w:tcPr>
+          <w:p>
+            <w:pPr>
+              <w:jc w:val="left"/>
+            </w:pPr>
+            <w:r>
+              <w:rPr>
+                <w:color w:val="373737"/>
+                <w:sz w:val="18"/>
+              </w:rPr>
+              <w:t>5</w:t>
+            </w:r>
+          </w:p>
+        </w:tc>
+        <w:tc>
+          <w:tcPr>
+            <w:tcW w:type="dxa" w:w="3419"/>
+            <w:vAlign w:val="top"/>
+          </w:tcPr>
+          <w:p>
+            <w:pPr>
+              <w:jc w:val="left"/>
+            </w:pPr>
+            <w:r>
+              <w:rPr>
+                <w:color w:val="373737"/>
+                <w:sz w:val="18"/>
+              </w:rPr>
+              <w:t xml:space="preserve">🟡 </w:t>
+            </w:r>
+            <w:r>
+              <w:rPr>
+                <w:rFonts w:ascii="Courier New" w:hAnsi="Courier New"/>
+                <w:sz w:val="18"/>
+              </w:rPr>
+              <w:t>G-03</w:t>
+            </w:r>
+            <w:r>
+              <w:rPr>
+                <w:color w:val="373737"/>
+                <w:sz w:val="18"/>
+              </w:rPr>
+              <w:t xml:space="preserve"> (2–4d)</w:t>
+            </w:r>
+          </w:p>
+        </w:tc>
+        <w:tc>
+          <w:tcPr>
+            <w:tcW w:type="dxa" w:w="3419"/>
+            <w:vAlign w:val="top"/>
+          </w:tcPr>
+          <w:p>
+            <w:pPr>
+              <w:jc w:val="left"/>
+            </w:pPr>
+            <w:r>
+              <w:rPr>
+                <w:color w:val="373737"/>
+                <w:sz w:val="18"/>
+              </w:rPr>
+              <w:t xml:space="preserve">🟡 </w:t>
+            </w:r>
+            <w:r>
+              <w:rPr>
+                <w:rFonts w:ascii="Courier New" w:hAnsi="Courier New"/>
+                <w:sz w:val="18"/>
+              </w:rPr>
+              <w:t>G-04</w:t>
+            </w:r>
+            <w:r>
+              <w:rPr>
+                <w:color w:val="373737"/>
+                <w:sz w:val="18"/>
+              </w:rPr>
+              <w:t xml:space="preserve"> (2–4d)</w:t>
+            </w:r>
+          </w:p>
+        </w:tc>
+      </w:tr>
+      <w:tr>
+        <w:tc>
+          <w:tcPr>
+            <w:tcW w:type="dxa" w:w="3419"/>
+            <w:shd w:val="clear" w:color="auto" w:fill="F5F8FF"/>
+            <w:vAlign w:val="top"/>
+          </w:tcPr>
+          <w:p>
+            <w:pPr>
+              <w:jc w:val="left"/>
+            </w:pPr>
+            <w:r>
+              <w:rPr>
+                <w:color w:val="373737"/>
+                <w:sz w:val="18"/>
+              </w:rPr>
+              <w:t>6</w:t>
+            </w:r>
+          </w:p>
+        </w:tc>
+        <w:tc>
+          <w:tcPr>
+            <w:tcW w:type="dxa" w:w="3419"/>
+            <w:shd w:val="clear" w:color="auto" w:fill="F5F8FF"/>
+            <w:vAlign w:val="top"/>
+          </w:tcPr>
+          <w:p>
+            <w:pPr>
+              <w:jc w:val="left"/>
+            </w:pPr>
+            <w:r>
+              <w:rPr>
+                <w:color w:val="373737"/>
+                <w:sz w:val="18"/>
+              </w:rPr>
+              <w:t xml:space="preserve">🟢 </w:t>
+            </w:r>
+            <w:r>
+              <w:rPr>
+                <w:rFonts w:ascii="Courier New" w:hAnsi="Courier New"/>
+                <w:sz w:val="18"/>
+              </w:rPr>
+              <w:t>F-01</w:t>
+            </w:r>
+            <w:r>
+              <w:rPr>
+                <w:color w:val="373737"/>
+                <w:sz w:val="18"/>
+              </w:rPr>
+              <w:t xml:space="preserve"> (1–2d)</w:t>
+            </w:r>
+          </w:p>
+        </w:tc>
+        <w:tc>
+          <w:tcPr>
+            <w:tcW w:type="dxa" w:w="3419"/>
+            <w:shd w:val="clear" w:color="auto" w:fill="F5F8FF"/>
+            <w:vAlign w:val="top"/>
+          </w:tcPr>
+          <w:p>
+            <w:pPr>
+              <w:jc w:val="left"/>
+            </w:pPr>
+            <w:r>
+              <w:rPr>
+                <w:color w:val="373737"/>
+                <w:sz w:val="18"/>
+              </w:rPr>
+              <w:t>—</w:t>
+            </w:r>
+          </w:p>
+        </w:tc>
+      </w:tr>
+    </w:tbl>
+    <w:p/>
+    <w:p>
+      <w:pPr>
+        <w:spacing w:after="60"/>
+      </w:pPr>
+      <w:r>
+        <w:rPr>
+          <w:b/>
+          <w:color w:val="373737"/>
+          <w:sz w:val="19"/>
+        </w:rPr>
+        <w:t>BE-1:</w:t>
+      </w:r>
+      <w:r>
+        <w:rPr>
+          <w:color w:val="373737"/>
+          <w:sz w:val="19"/>
+        </w:rPr>
+        <w:t xml:space="preserve"> </w:t>
+      </w:r>
+      <w:r>
+        <w:rPr>
+          <w:rFonts w:ascii="Courier New" w:hAnsi="Courier New"/>
+          <w:sz w:val="19"/>
+        </w:rPr>
+        <w:t>B-01</w:t>
+      </w:r>
+      <w:r>
+        <w:rPr>
+          <w:color w:val="373737"/>
+          <w:sz w:val="19"/>
+        </w:rPr>
+        <w:t xml:space="preserve"> → </w:t>
+      </w:r>
+      <w:r>
+        <w:rPr>
+          <w:rFonts w:ascii="Courier New" w:hAnsi="Courier New"/>
+          <w:sz w:val="19"/>
+        </w:rPr>
+        <w:t>E-01</w:t>
+      </w:r>
+      <w:r>
+        <w:rPr>
+          <w:color w:val="373737"/>
+          <w:sz w:val="19"/>
+        </w:rPr>
+        <w:t xml:space="preserve"> → </w:t>
+      </w:r>
+      <w:r>
+        <w:rPr>
+          <w:rFonts w:ascii="Courier New" w:hAnsi="Courier New"/>
+          <w:sz w:val="19"/>
+        </w:rPr>
+        <w:t>D-01</w:t>
+      </w:r>
+      <w:r>
+        <w:rPr>
+          <w:color w:val="373737"/>
+          <w:sz w:val="19"/>
+        </w:rPr>
+        <w:t xml:space="preserve"> → </w:t>
+      </w:r>
+      <w:r>
+        <w:rPr>
+          <w:rFonts w:ascii="Courier New" w:hAnsi="Courier New"/>
+          <w:sz w:val="19"/>
+        </w:rPr>
+        <w:t>D-04</w:t>
+      </w:r>
+      <w:r>
+        <w:rPr>
+          <w:color w:val="373737"/>
+          <w:sz w:val="19"/>
+        </w:rPr>
+        <w:t xml:space="preserve"> → </w:t>
+      </w:r>
+      <w:r>
+        <w:rPr>
+          <w:rFonts w:ascii="Courier New" w:hAnsi="Courier New"/>
+          <w:sz w:val="19"/>
+        </w:rPr>
+        <w:t>G-03</w:t>
+      </w:r>
+      <w:r>
+        <w:rPr>
+          <w:color w:val="373737"/>
+          <w:sz w:val="19"/>
+        </w:rPr>
+        <w:t xml:space="preserve"> → </w:t>
+      </w:r>
+      <w:r>
+        <w:rPr>
+          <w:rFonts w:ascii="Courier New" w:hAnsi="Courier New"/>
+          <w:sz w:val="19"/>
+        </w:rPr>
+        <w:t>F-01</w:t>
+      </w:r>
+      <w:r>
+        <w:rPr>
+          <w:color w:val="373737"/>
+          <w:sz w:val="19"/>
+        </w:rPr>
+        <w:t>&lt;br&gt;</w:t>
+      </w:r>
+      <w:r>
+        <w:rPr>
+          <w:b/>
+          <w:color w:val="373737"/>
+          <w:sz w:val="19"/>
+        </w:rPr>
+        <w:t>BE-2:</w:t>
+      </w:r>
+      <w:r>
+        <w:rPr>
+          <w:color w:val="373737"/>
+          <w:sz w:val="19"/>
+        </w:rPr>
+        <w:t xml:space="preserve"> </w:t>
+      </w:r>
+      <w:r>
+        <w:rPr>
+          <w:rFonts w:ascii="Courier New" w:hAnsi="Courier New"/>
+          <w:sz w:val="19"/>
+        </w:rPr>
+        <w:t>G-01</w:t>
+      </w:r>
+      <w:r>
+        <w:rPr>
+          <w:color w:val="373737"/>
+          <w:sz w:val="19"/>
+        </w:rPr>
+        <w:t xml:space="preserve"> → </w:t>
+      </w:r>
+      <w:r>
+        <w:rPr>
+          <w:rFonts w:ascii="Courier New" w:hAnsi="Courier New"/>
+          <w:sz w:val="19"/>
+        </w:rPr>
+        <w:t>C-01</w:t>
+      </w:r>
+      <w:r>
+        <w:rPr>
+          <w:color w:val="373737"/>
+          <w:sz w:val="19"/>
+        </w:rPr>
+        <w:t xml:space="preserve"> → </w:t>
+      </w:r>
+      <w:r>
+        <w:rPr>
+          <w:rFonts w:ascii="Courier New" w:hAnsi="Courier New"/>
+          <w:sz w:val="19"/>
+        </w:rPr>
+        <w:t>D-02</w:t>
+      </w:r>
+      <w:r>
+        <w:rPr>
+          <w:color w:val="373737"/>
+          <w:sz w:val="19"/>
+        </w:rPr>
+        <w:t xml:space="preserve"> → </w:t>
+      </w:r>
+      <w:r>
+        <w:rPr>
+          <w:rFonts w:ascii="Courier New" w:hAnsi="Courier New"/>
+          <w:sz w:val="19"/>
+        </w:rPr>
+        <w:t>G-02</w:t>
+      </w:r>
+      <w:r>
+        <w:rPr>
+          <w:color w:val="373737"/>
+          <w:sz w:val="19"/>
+        </w:rPr>
+        <w:t xml:space="preserve"> → </w:t>
+      </w:r>
+      <w:r>
+        <w:rPr>
+          <w:rFonts w:ascii="Courier New" w:hAnsi="Courier New"/>
+          <w:sz w:val="19"/>
+        </w:rPr>
+        <w:t>G-04</w:t>
+      </w:r>
+    </w:p>
+    <w:p>
+      <w:pPr>
+        <w:spacing w:after="60"/>
+      </w:pPr>
+      <w:r>
+        <w:rPr>
+          <w:b/>
+          <w:color w:val="373737"/>
+          <w:sz w:val="19"/>
+        </w:rPr>
+        <w:t>Elapsed (nominal midpoints):</w:t>
+      </w:r>
+      <w:r>
+        <w:rPr>
+          <w:color w:val="373737"/>
+          <w:sz w:val="19"/>
+        </w:rPr>
+        <w:t xml:space="preserve"> ~18 working days with 2 engineers vs ~32 days sequential.</w:t>
       </w:r>
     </w:p>
     <w:p>
@@ -3723,7 +4635,7 @@
           <w:color w:val="7D5002"/>
           <w:sz w:val="22"/>
         </w:rPr>
-        <w:t>✏️ Phase D — Mutations  (5 stories)</w:t>
+        <w:t>✏️ Phase D — Mutations  (3 stories)</w:t>
       </w:r>
     </w:p>
     <w:tbl>
@@ -4072,6 +4984,34 @@
               </w:rPr>
               <w:t>updateProductDetailAccess</w:t>
             </w:r>
+            <w:r>
+              <w:rPr>
+                <w:color w:val="373737"/>
+                <w:sz w:val="17"/>
+              </w:rPr>
+              <w:t xml:space="preserve"> · </w:t>
+            </w:r>
+            <w:r>
+              <w:rPr>
+                <w:rFonts w:ascii="Courier New" w:hAnsi="Courier New"/>
+                <w:sz w:val="17"/>
+              </w:rPr>
+              <w:t>productDetailLockUnlock</w:t>
+            </w:r>
+            <w:r>
+              <w:rPr>
+                <w:color w:val="373737"/>
+                <w:sz w:val="17"/>
+              </w:rPr>
+              <w:t xml:space="preserve"> · </w:t>
+            </w:r>
+            <w:r>
+              <w:rPr>
+                <w:rFonts w:ascii="Courier New" w:hAnsi="Courier New"/>
+                <w:sz w:val="17"/>
+              </w:rPr>
+              <w:t>updateProductDetailComponentStatus</w:t>
+            </w:r>
           </w:p>
         </w:tc>
         <w:tc>
@@ -4085,10 +5025,10 @@
             </w:pPr>
             <w:r>
               <w:rPr>
-                <w:color w:val="1E7A34"/>
+                <w:color w:val="9B7A00"/>
                 <w:sz w:val="17"/>
               </w:rPr>
-              <w:t>🟢 Low [XS]</w:t>
+              <w:t>🟡 Medium [M]</w:t>
             </w:r>
           </w:p>
         </w:tc>
@@ -4150,7 +5090,7 @@
                 <w:color w:val="373737"/>
                 <w:sz w:val="17"/>
               </w:rPr>
-              <w:t>Change who can access a product-detail set.</w:t>
+              <w:t>Change who can access a product-detail set; Lock or unlock a product-detail set; Update component status on product-detail sets</w:t>
             </w:r>
           </w:p>
           <w:p>
@@ -4170,7 +5110,7 @@
                 <w:color w:val="373737"/>
                 <w:sz w:val="17"/>
               </w:rPr>
-              <w:t>map managePermissionsRequest[].resourceId → token → PUT construction/v1/manage-permissions (primeKey=humanId)</w:t>
+              <w:t>map managePermissionsRequest[].resourceId → token → PUT construction/v1/manage-permissions (primeKey=humanId). ; token for [constructionSetId] → PUT…</w:t>
             </w:r>
           </w:p>
           <w:p>
@@ -4200,10 +5140,119 @@
             </w:r>
             <w:r>
               <w:rPr>
+                <w:rFonts w:ascii="Courier New" w:hAnsi="Courier New"/>
+                <w:sz w:val="17"/>
+              </w:rPr>
+              <w:t>updateProductDetailAccess</w:t>
+            </w:r>
+            <w:r>
+              <w:rPr>
                 <w:color w:val="373737"/>
                 <w:sz w:val="17"/>
               </w:rPr>
-              <w:t>updates partner access for each resource</w:t>
+              <w:t>: updates partner access for each resource</w:t>
+            </w:r>
+          </w:p>
+          <w:p>
+            <w:pPr>
+              <w:spacing w:after="20"/>
+              <w:ind w:left="173"/>
+            </w:pPr>
+            <w:r>
+              <w:rPr>
+                <w:color w:val="444444"/>
+                <w:sz w:val="17"/>
+              </w:rPr>
+              <w:t xml:space="preserve">• </w:t>
+            </w:r>
+            <w:r>
+              <w:rPr>
+                <w:rFonts w:ascii="Courier New" w:hAnsi="Courier New"/>
+                <w:sz w:val="17"/>
+              </w:rPr>
+              <w:t>productDetailLockUnlock</w:t>
+            </w:r>
+            <w:r>
+              <w:rPr>
+                <w:color w:val="373737"/>
+                <w:sz w:val="17"/>
+              </w:rPr>
+              <w:t xml:space="preserve">: </w:t>
+            </w:r>
+            <w:r>
+              <w:rPr>
+                <w:rFonts w:ascii="Courier New" w:hAnsi="Courier New"/>
+                <w:sz w:val="17"/>
+              </w:rPr>
+              <w:t>isLock=true</w:t>
+            </w:r>
+            <w:r>
+              <w:rPr>
+                <w:color w:val="373737"/>
+                <w:sz w:val="17"/>
+              </w:rPr>
+              <w:t>→lock path, false→unlock path</w:t>
+            </w:r>
+          </w:p>
+          <w:p>
+            <w:pPr>
+              <w:spacing w:after="20"/>
+              <w:ind w:left="173"/>
+            </w:pPr>
+            <w:r>
+              <w:rPr>
+                <w:color w:val="444444"/>
+                <w:sz w:val="17"/>
+              </w:rPr>
+              <w:t xml:space="preserve">• </w:t>
+            </w:r>
+            <w:r>
+              <w:rPr>
+                <w:rFonts w:ascii="Courier New" w:hAnsi="Courier New"/>
+                <w:sz w:val="17"/>
+              </w:rPr>
+              <w:t>updateProductDetailComponentStatus</w:t>
+            </w:r>
+            <w:r>
+              <w:rPr>
+                <w:color w:val="373737"/>
+                <w:sz w:val="17"/>
+              </w:rPr>
+              <w:t xml:space="preserve">: updates statuses; result wrapped as </w:t>
+            </w:r>
+            <w:r>
+              <w:rPr>
+                <w:rFonts w:ascii="Courier New" w:hAnsi="Courier New"/>
+                <w:sz w:val="17"/>
+              </w:rPr>
+              <w:t>{content}</w:t>
+            </w:r>
+          </w:p>
+          <w:p>
+            <w:pPr>
+              <w:spacing w:after="20"/>
+              <w:ind w:left="173"/>
+            </w:pPr>
+            <w:r>
+              <w:rPr>
+                <w:color w:val="444444"/>
+                <w:sz w:val="17"/>
+              </w:rPr>
+              <w:t xml:space="preserve">• </w:t>
+            </w:r>
+            <w:r>
+              <w:rPr>
+                <w:rFonts w:ascii="Courier New" w:hAnsi="Courier New"/>
+                <w:sz w:val="17"/>
+              </w:rPr>
+              <w:t>updateProductDetailComponentStatus</w:t>
+            </w:r>
+            <w:r>
+              <w:rPr>
+                <w:color w:val="373737"/>
+                <w:sz w:val="17"/>
+              </w:rPr>
+              <w:t>: no-token behaviour documented</w:t>
             </w:r>
           </w:p>
         </w:tc>
@@ -4230,7 +5279,7 @@
                 <w:color w:val="1F497D"/>
                 <w:sz w:val="17"/>
               </w:rPr>
-              <w:t>PDTL-BE-D-03</w:t>
+              <w:t>PDTL-BE-D-04</w:t>
             </w:r>
           </w:p>
           <w:p>
@@ -4242,7 +5291,7 @@
                 <w:rFonts w:ascii="Courier New" w:hAnsi="Courier New"/>
                 <w:sz w:val="17"/>
               </w:rPr>
-              <w:t>productDetailLockUnlock</w:t>
+              <w:t>cloneFilesForProductDetails</w:t>
             </w:r>
           </w:p>
         </w:tc>
@@ -4256,10 +5305,10 @@
             </w:pPr>
             <w:r>
               <w:rPr>
-                <w:color w:val="1E7A34"/>
+                <w:color w:val="9B7A00"/>
                 <w:sz w:val="17"/>
               </w:rPr>
-              <w:t>🟢 Low [XS]</w:t>
+              <w:t>🟡 Medium [M]</w:t>
             </w:r>
           </w:p>
         </w:tc>
@@ -4279,6 +5328,25 @@
               <w:t>Mutation</w:t>
             </w:r>
           </w:p>
+          <w:p>
+            <w:pPr>
+              <w:spacing w:after="20"/>
+            </w:pPr>
+            <w:r>
+              <w:rPr>
+                <w:color w:val="444444"/>
+                <w:sz w:val="16"/>
+              </w:rPr>
+              <w:t xml:space="preserve">Calls: </w:t>
+            </w:r>
+            <w:r>
+              <w:rPr>
+                <w:color w:val="373737"/>
+                <w:sz w:val="16"/>
+              </w:rPr>
+              <w:t>attachment</w:t>
+            </w:r>
+          </w:p>
         </w:tc>
         <w:tc>
           <w:tcPr>
@@ -4318,7 +5386,7 @@
                 <w:color w:val="373737"/>
                 <w:sz w:val="17"/>
               </w:rPr>
-              <w:t>Lock or unlock a product-detail set.</w:t>
+              <w:t>Copy attachment files for product details.</w:t>
             </w:r>
           </w:p>
           <w:p>
@@ -4338,7 +5406,7 @@
                 <w:color w:val="373737"/>
                 <w:sz w:val="17"/>
               </w:rPr>
-              <w:t>token for [constructionSetId] → PUT construction/v1/{id}/{lock\|unlock}</w:t>
+              <w:t>token → Promise.all(attachmentIds.map((id,i) =&gt; (attachment) cloneAttachmentV3({cloneReferences:[cloneReference[i]]}, id))), stamp parentResource=id, flatten. No…</w:t>
             </w:r>
           </w:p>
           <w:p>
@@ -4368,189 +5436,10 @@
             </w:r>
             <w:r>
               <w:rPr>
-                <w:rFonts w:ascii="Courier New" w:hAnsi="Courier New"/>
-                <w:sz w:val="17"/>
-              </w:rPr>
-              <w:t>isLock=true</w:t>
-            </w:r>
-            <w:r>
-              <w:rPr>
                 <w:color w:val="373737"/>
                 <w:sz w:val="17"/>
               </w:rPr>
-              <w:t>→lock path, false→unlock path</w:t>
-            </w:r>
-          </w:p>
-        </w:tc>
-      </w:tr>
-      <w:tr>
-        <w:tc>
-          <w:tcPr>
-            <w:shd w:val="clear" w:color="auto" w:fill="F5F8FF"/>
-            <w:tcW w:w="2448" w:type="dxa"/>
-          </w:tcPr>
-          <w:p>
-            <w:pPr>
-              <w:spacing w:after="20"/>
-            </w:pPr>
-            <w:r>
-              <w:rPr>
-                <w:sz w:val="18"/>
-              </w:rPr>
-              <w:t xml:space="preserve">🔶 </w:t>
-            </w:r>
-            <w:r>
-              <w:rPr>
-                <w:rFonts w:ascii="Courier New" w:hAnsi="Courier New"/>
-                <w:b/>
-                <w:color w:val="1F497D"/>
-                <w:sz w:val="17"/>
-              </w:rPr>
-              <w:t>PDTL-BE-D-04</w:t>
-            </w:r>
-          </w:p>
-          <w:p>
-            <w:pPr>
-              <w:spacing w:after="20"/>
-            </w:pPr>
-            <w:r>
-              <w:rPr>
-                <w:rFonts w:ascii="Courier New" w:hAnsi="Courier New"/>
-                <w:sz w:val="17"/>
-              </w:rPr>
-              <w:t>cloneFilesForProductDetails</w:t>
-            </w:r>
-          </w:p>
-        </w:tc>
-        <w:tc>
-          <w:tcPr>
-            <w:shd w:val="clear" w:color="auto" w:fill="F5F8FF"/>
-            <w:tcW w:w="1152" w:type="dxa"/>
-          </w:tcPr>
-          <w:p>
-            <w:pPr>
-              <w:spacing w:after="20"/>
-            </w:pPr>
-            <w:r>
-              <w:rPr>
-                <w:color w:val="9B7A00"/>
-                <w:sz w:val="17"/>
-              </w:rPr>
-              <w:t>🟡 Medium [M]</w:t>
-            </w:r>
-          </w:p>
-        </w:tc>
-        <w:tc>
-          <w:tcPr>
-            <w:shd w:val="clear" w:color="auto" w:fill="F5F8FF"/>
-            <w:tcW w:w="1872" w:type="dxa"/>
-          </w:tcPr>
-          <w:p>
-            <w:pPr>
-              <w:spacing w:after="20"/>
-            </w:pPr>
-            <w:r>
-              <w:rPr>
-                <w:color w:val="444444"/>
-                <w:sz w:val="17"/>
-              </w:rPr>
-              <w:t>Mutation</w:t>
-            </w:r>
-          </w:p>
-          <w:p>
-            <w:pPr>
-              <w:spacing w:after="20"/>
-            </w:pPr>
-            <w:r>
-              <w:rPr>
-                <w:color w:val="444444"/>
-                <w:sz w:val="16"/>
-              </w:rPr>
-              <w:t xml:space="preserve">Calls: </w:t>
-            </w:r>
-            <w:r>
-              <w:rPr>
-                <w:color w:val="373737"/>
-                <w:sz w:val="16"/>
-              </w:rPr>
-              <w:t>attachment</w:t>
-            </w:r>
-          </w:p>
-        </w:tc>
-        <w:tc>
-          <w:tcPr>
-            <w:shd w:val="clear" w:color="auto" w:fill="F5F8FF"/>
-            <w:tcW w:w="1368" w:type="dxa"/>
-          </w:tcPr>
-          <w:p>
-            <w:pPr>
-              <w:spacing w:after="20"/>
-            </w:pPr>
-            <w:r>
-              <w:rPr>
-                <w:color w:val="444444"/>
-                <w:sz w:val="17"/>
-              </w:rPr>
-              <w:t>B-01</w:t>
-            </w:r>
-          </w:p>
-        </w:tc>
-        <w:tc>
-          <w:tcPr>
-            <w:shd w:val="clear" w:color="auto" w:fill="F5F8FF"/>
-            <w:tcW w:w="5976" w:type="dxa"/>
-          </w:tcPr>
-          <w:p>
-            <w:pPr>
-              <w:spacing w:after="20"/>
-            </w:pPr>
-            <w:r>
-              <w:rPr>
-                <w:b/>
-                <w:color w:val="373737"/>
-                <w:sz w:val="17"/>
-              </w:rPr>
-              <w:t xml:space="preserve">Intent — </w:t>
-            </w:r>
-            <w:r>
-              <w:rPr>
-                <w:color w:val="373737"/>
-                <w:sz w:val="17"/>
-              </w:rPr>
-              <w:t>Copy attachment files for product details.</w:t>
-            </w:r>
-          </w:p>
-          <w:p>
-            <w:pPr>
-              <w:spacing w:after="20"/>
-            </w:pPr>
-            <w:r>
-              <w:rPr>
-                <w:b/>
-                <w:color w:val="373737"/>
-                <w:sz w:val="17"/>
-              </w:rPr>
-              <w:t xml:space="preserve">Today — </w:t>
-            </w:r>
-            <w:r>
-              <w:rPr>
-                <w:color w:val="373737"/>
-                <w:sz w:val="17"/>
-              </w:rPr>
-              <w:t>token → Promise.all(attachmentIds.map((id,i) =&gt; (attachment) cloneAttachmentV3({cloneReferences:[cloneReference[i]]}, id))), stamp parentResource=id, flatten. No…</w:t>
-            </w:r>
-          </w:p>
-          <w:p>
-            <w:pPr>
-              <w:spacing w:after="20"/>
-            </w:pPr>
-            <w:r>
-              <w:rPr>
-                <w:b/>
-                <w:color w:val="373737"/>
-                <w:sz w:val="17"/>
-              </w:rPr>
-              <w:t>Done when:</w:t>
+              <w:t>clones each id with its paired cloneReference</w:t>
             </w:r>
           </w:p>
           <w:p>
@@ -4567,232 +5456,17 @@
             </w:r>
             <w:r>
               <w:rPr>
+                <w:rFonts w:ascii="Courier New" w:hAnsi="Courier New"/>
+                <w:sz w:val="17"/>
+              </w:rPr>
+              <w:t>parentResource</w:t>
+            </w:r>
+            <w:r>
+              <w:rPr>
                 <w:color w:val="373737"/>
                 <w:sz w:val="17"/>
               </w:rPr>
-              <w:t>clones each id with its paired cloneReference</w:t>
-            </w:r>
-          </w:p>
-          <w:p>
-            <w:pPr>
-              <w:spacing w:after="20"/>
-              <w:ind w:left="173"/>
-            </w:pPr>
-            <w:r>
-              <w:rPr>
-                <w:color w:val="444444"/>
-                <w:sz w:val="17"/>
-              </w:rPr>
-              <w:t xml:space="preserve">• </w:t>
-            </w:r>
-            <w:r>
-              <w:rPr>
-                <w:rFonts w:ascii="Courier New" w:hAnsi="Courier New"/>
-                <w:sz w:val="17"/>
-              </w:rPr>
-              <w:t>parentResource</w:t>
-            </w:r>
-            <w:r>
-              <w:rPr>
-                <w:color w:val="373737"/>
-                <w:sz w:val="17"/>
-              </w:rPr>
               <w:t xml:space="preserve"> stamped</w:t>
-            </w:r>
-          </w:p>
-        </w:tc>
-      </w:tr>
-      <w:tr>
-        <w:tc>
-          <w:tcPr>
-            <w:tcW w:w="2448" w:type="dxa"/>
-          </w:tcPr>
-          <w:p>
-            <w:pPr>
-              <w:spacing w:after="20"/>
-            </w:pPr>
-            <w:r>
-              <w:rPr>
-                <w:sz w:val="18"/>
-              </w:rPr>
-              <w:t xml:space="preserve">🔶 </w:t>
-            </w:r>
-            <w:r>
-              <w:rPr>
-                <w:rFonts w:ascii="Courier New" w:hAnsi="Courier New"/>
-                <w:b/>
-                <w:color w:val="1F497D"/>
-                <w:sz w:val="17"/>
-              </w:rPr>
-              <w:t>PDTL-BE-D-05</w:t>
-            </w:r>
-          </w:p>
-          <w:p>
-            <w:pPr>
-              <w:spacing w:after="20"/>
-            </w:pPr>
-            <w:r>
-              <w:rPr>
-                <w:rFonts w:ascii="Courier New" w:hAnsi="Courier New"/>
-                <w:sz w:val="17"/>
-              </w:rPr>
-              <w:t>updateProductDetailComponentStatus</w:t>
-            </w:r>
-          </w:p>
-        </w:tc>
-        <w:tc>
-          <w:tcPr>
-            <w:tcW w:w="1152" w:type="dxa"/>
-          </w:tcPr>
-          <w:p>
-            <w:pPr>
-              <w:spacing w:after="20"/>
-            </w:pPr>
-            <w:r>
-              <w:rPr>
-                <w:color w:val="1E7A34"/>
-                <w:sz w:val="17"/>
-              </w:rPr>
-              <w:t>🟢 Low [XS]</w:t>
-            </w:r>
-          </w:p>
-        </w:tc>
-        <w:tc>
-          <w:tcPr>
-            <w:tcW w:w="1872" w:type="dxa"/>
-          </w:tcPr>
-          <w:p>
-            <w:pPr>
-              <w:spacing w:after="20"/>
-            </w:pPr>
-            <w:r>
-              <w:rPr>
-                <w:color w:val="444444"/>
-                <w:sz w:val="17"/>
-              </w:rPr>
-              <w:t>Mutation</w:t>
-            </w:r>
-          </w:p>
-        </w:tc>
-        <w:tc>
-          <w:tcPr>
-            <w:tcW w:w="1368" w:type="dxa"/>
-          </w:tcPr>
-          <w:p>
-            <w:pPr>
-              <w:spacing w:after="20"/>
-            </w:pPr>
-            <w:r>
-              <w:rPr>
-                <w:color w:val="444444"/>
-                <w:sz w:val="17"/>
-              </w:rPr>
-              <w:t>B-01</w:t>
-            </w:r>
-          </w:p>
-        </w:tc>
-        <w:tc>
-          <w:tcPr>
-            <w:tcW w:w="5976" w:type="dxa"/>
-          </w:tcPr>
-          <w:p>
-            <w:pPr>
-              <w:spacing w:after="20"/>
-            </w:pPr>
-            <w:r>
-              <w:rPr>
-                <w:b/>
-                <w:color w:val="373737"/>
-                <w:sz w:val="17"/>
-              </w:rPr>
-              <w:t xml:space="preserve">Intent — </w:t>
-            </w:r>
-            <w:r>
-              <w:rPr>
-                <w:color w:val="373737"/>
-                <w:sz w:val="17"/>
-              </w:rPr>
-              <w:t>Update component status on product-detail sets.</w:t>
-            </w:r>
-          </w:p>
-          <w:p>
-            <w:pPr>
-              <w:spacing w:after="20"/>
-            </w:pPr>
-            <w:r>
-              <w:rPr>
-                <w:b/>
-                <w:color w:val="373737"/>
-                <w:sz w:val="17"/>
-              </w:rPr>
-              <w:t xml:space="preserve">Today — </w:t>
-            </w:r>
-            <w:r>
-              <w:rPr>
-                <w:color w:val="373737"/>
-                <w:sz w:val="17"/>
-              </w:rPr>
-              <w:t>PUT construction/v1/component_status_update; wraps result as {content}. No JWT — confirm backend-enforced</w:t>
-            </w:r>
-          </w:p>
-          <w:p>
-            <w:pPr>
-              <w:spacing w:after="20"/>
-            </w:pPr>
-            <w:r>
-              <w:rPr>
-                <w:b/>
-                <w:color w:val="373737"/>
-                <w:sz w:val="17"/>
-              </w:rPr>
-              <w:t>Done when:</w:t>
-            </w:r>
-          </w:p>
-          <w:p>
-            <w:pPr>
-              <w:spacing w:after="20"/>
-              <w:ind w:left="173"/>
-            </w:pPr>
-            <w:r>
-              <w:rPr>
-                <w:color w:val="444444"/>
-                <w:sz w:val="17"/>
-              </w:rPr>
-              <w:t xml:space="preserve">• </w:t>
-            </w:r>
-            <w:r>
-              <w:rPr>
-                <w:color w:val="373737"/>
-                <w:sz w:val="17"/>
-              </w:rPr>
-              <w:t xml:space="preserve">updates statuses; result wrapped as </w:t>
-            </w:r>
-            <w:r>
-              <w:rPr>
-                <w:rFonts w:ascii="Courier New" w:hAnsi="Courier New"/>
-                <w:sz w:val="17"/>
-              </w:rPr>
-              <w:t>{content}</w:t>
-            </w:r>
-          </w:p>
-          <w:p>
-            <w:pPr>
-              <w:spacing w:after="20"/>
-              <w:ind w:left="173"/>
-            </w:pPr>
-            <w:r>
-              <w:rPr>
-                <w:color w:val="444444"/>
-                <w:sz w:val="17"/>
-              </w:rPr>
-              <w:t xml:space="preserve">• </w:t>
-            </w:r>
-            <w:r>
-              <w:rPr>
-                <w:color w:val="373737"/>
-                <w:sz w:val="17"/>
-              </w:rPr>
-              <w:t>no-token behaviour documented</w:t>
             </w:r>
           </w:p>
         </w:tc>

--- a/output/summary/productDetails/FederatedGqlBreakDown-BE-productDetails.docx
+++ b/output/summary/productDetails/FederatedGqlBreakDown-BE-productDetails.docx
@@ -76,7 +76,7 @@
                 <w:color w:val="1F497D"/>
                 <w:sz w:val="22"/>
               </w:rPr>
-              <w:t>11</w:t>
+              <w:t>13</w:t>
             </w:r>
           </w:p>
         </w:tc>
@@ -132,7 +132,7 @@
                 <w:color w:val="1F497D"/>
                 <w:sz w:val="22"/>
               </w:rPr>
-              <w:t>🔴 0  🟠 1  🟡 8  🟢 2</w:t>
+              <w:t>🔴 0  🟠 1  🟡 7  🟢 5</w:t>
             </w:r>
           </w:p>
         </w:tc>
@@ -2730,7 +2730,7 @@
                 <w:color w:val="373737"/>
                 <w:sz w:val="18"/>
               </w:rPr>
-              <w:t xml:space="preserve">, 🟡 </w:t>
+              <w:t xml:space="preserve">, 🟢 </w:t>
             </w:r>
             <w:r>
               <w:rPr>
@@ -2744,14 +2744,42 @@
                 <w:color w:val="373737"/>
                 <w:sz w:val="18"/>
               </w:rPr>
-              <w:t xml:space="preserve">, 🟡 </w:t>
+              <w:t xml:space="preserve">, 🟢 </w:t>
             </w:r>
             <w:r>
               <w:rPr>
                 <w:rFonts w:ascii="Courier New" w:hAnsi="Courier New"/>
                 <w:sz w:val="18"/>
               </w:rPr>
+              <w:t>D-03</w:t>
+            </w:r>
+            <w:r>
+              <w:rPr>
+                <w:color w:val="373737"/>
+                <w:sz w:val="18"/>
+              </w:rPr>
+              <w:t xml:space="preserve">, 🟡 </w:t>
+            </w:r>
+            <w:r>
+              <w:rPr>
+                <w:rFonts w:ascii="Courier New" w:hAnsi="Courier New"/>
+                <w:sz w:val="18"/>
+              </w:rPr>
               <w:t>D-04</w:t>
+            </w:r>
+            <w:r>
+              <w:rPr>
+                <w:color w:val="373737"/>
+                <w:sz w:val="18"/>
+              </w:rPr>
+              <w:t xml:space="preserve">, 🟢 </w:t>
+            </w:r>
+            <w:r>
+              <w:rPr>
+                <w:rFonts w:ascii="Courier New" w:hAnsi="Courier New"/>
+                <w:sz w:val="18"/>
+              </w:rPr>
+              <w:t>D-05</w:t>
             </w:r>
             <w:r>
               <w:rPr>
@@ -3397,22 +3425,14 @@
                 <w:rFonts w:ascii="Courier New" w:hAnsi="Courier New"/>
                 <w:sz w:val="18"/>
               </w:rPr>
-              <w:t>D-02</w:t>
+              <w:t>D-04</w:t>
             </w:r>
             <w:r>
               <w:rPr>
                 <w:color w:val="373737"/>
                 <w:sz w:val="18"/>
               </w:rPr>
-              <w:t xml:space="preserve"> (2–4d) </w:t>
-            </w:r>
-            <w:r>
-              <w:rPr>
-                <w:i/>
-                <w:color w:val="373737"/>
-                <w:sz w:val="18"/>
-              </w:rPr>
-              <w:t>(grouped XS: +`D-03`, `D-05`)</w:t>
+              <w:t xml:space="preserve"> (2–4d)</w:t>
             </w:r>
           </w:p>
         </w:tc>
@@ -3459,7 +3479,7 @@
                 <w:rFonts w:ascii="Courier New" w:hAnsi="Courier New"/>
                 <w:sz w:val="18"/>
               </w:rPr>
-              <w:t>D-04</w:t>
+              <w:t>G-02</w:t>
             </w:r>
             <w:r>
               <w:rPr>
@@ -3492,7 +3512,7 @@
                 <w:rFonts w:ascii="Courier New" w:hAnsi="Courier New"/>
                 <w:sz w:val="18"/>
               </w:rPr>
-              <w:t>G-02</w:t>
+              <w:t>G-03</w:t>
             </w:r>
             <w:r>
               <w:rPr>
@@ -3544,7 +3564,7 @@
                 <w:rFonts w:ascii="Courier New" w:hAnsi="Courier New"/>
                 <w:sz w:val="18"/>
               </w:rPr>
-              <w:t>G-03</w:t>
+              <w:t>G-04</w:t>
             </w:r>
             <w:r>
               <w:rPr>
@@ -3569,21 +3589,21 @@
                 <w:color w:val="373737"/>
                 <w:sz w:val="18"/>
               </w:rPr>
-              <w:t xml:space="preserve">🟡 </w:t>
+              <w:t xml:space="preserve">🟢 </w:t>
             </w:r>
             <w:r>
               <w:rPr>
                 <w:rFonts w:ascii="Courier New" w:hAnsi="Courier New"/>
                 <w:sz w:val="18"/>
               </w:rPr>
-              <w:t>G-04</w:t>
+              <w:t>D-02</w:t>
             </w:r>
             <w:r>
               <w:rPr>
                 <w:color w:val="373737"/>
                 <w:sz w:val="18"/>
               </w:rPr>
-              <w:t xml:space="preserve"> (2–4d)</w:t>
+              <w:t xml:space="preserve"> (1–2d)</w:t>
             </w:r>
           </w:p>
         </w:tc>
@@ -3630,7 +3650,7 @@
                 <w:rFonts w:ascii="Courier New" w:hAnsi="Courier New"/>
                 <w:sz w:val="18"/>
               </w:rPr>
-              <w:t>F-01</w:t>
+              <w:t>D-05</w:t>
             </w:r>
             <w:r>
               <w:rPr>
@@ -3656,7 +3676,91 @@
                 <w:color w:val="373737"/>
                 <w:sz w:val="18"/>
               </w:rPr>
+              <w:t xml:space="preserve">🟢 </w:t>
+            </w:r>
+            <w:r>
+              <w:rPr>
+                <w:rFonts w:ascii="Courier New" w:hAnsi="Courier New"/>
+                <w:sz w:val="18"/>
+              </w:rPr>
+              <w:t>D-03</w:t>
+            </w:r>
+            <w:r>
+              <w:rPr>
+                <w:color w:val="373737"/>
+                <w:sz w:val="18"/>
+              </w:rPr>
+              <w:t xml:space="preserve"> (1–2d)</w:t>
+            </w:r>
+          </w:p>
+        </w:tc>
+      </w:tr>
+      <w:tr>
+        <w:tc>
+          <w:tcPr>
+            <w:tcW w:type="dxa" w:w="3419"/>
+            <w:vAlign w:val="top"/>
+          </w:tcPr>
+          <w:p>
+            <w:pPr>
+              <w:jc w:val="left"/>
+            </w:pPr>
+            <w:r>
+              <w:rPr>
+                <w:color w:val="373737"/>
+                <w:sz w:val="18"/>
+              </w:rPr>
+              <w:t>7</w:t>
+            </w:r>
+          </w:p>
+        </w:tc>
+        <w:tc>
+          <w:tcPr>
+            <w:tcW w:type="dxa" w:w="3419"/>
+            <w:vAlign w:val="top"/>
+          </w:tcPr>
+          <w:p>
+            <w:pPr>
+              <w:jc w:val="left"/>
+            </w:pPr>
+            <w:r>
+              <w:rPr>
+                <w:color w:val="373737"/>
+                <w:sz w:val="18"/>
+              </w:rPr>
               <w:t>—</w:t>
+            </w:r>
+          </w:p>
+        </w:tc>
+        <w:tc>
+          <w:tcPr>
+            <w:tcW w:type="dxa" w:w="3419"/>
+            <w:vAlign w:val="top"/>
+          </w:tcPr>
+          <w:p>
+            <w:pPr>
+              <w:jc w:val="left"/>
+            </w:pPr>
+            <w:r>
+              <w:rPr>
+                <w:color w:val="373737"/>
+                <w:sz w:val="18"/>
+              </w:rPr>
+              <w:t xml:space="preserve">🟢 </w:t>
+            </w:r>
+            <w:r>
+              <w:rPr>
+                <w:rFonts w:ascii="Courier New" w:hAnsi="Courier New"/>
+                <w:sz w:val="18"/>
+              </w:rPr>
+              <w:t>F-01</w:t>
+            </w:r>
+            <w:r>
+              <w:rPr>
+                <w:color w:val="373737"/>
+                <w:sz w:val="18"/>
+              </w:rPr>
+              <w:t xml:space="preserve"> (1–2d)</w:t>
             </w:r>
           </w:p>
         </w:tc>
@@ -3729,7 +3833,7 @@
           <w:rFonts w:ascii="Courier New" w:hAnsi="Courier New"/>
           <w:sz w:val="19"/>
         </w:rPr>
-        <w:t>D-04</w:t>
+        <w:t>G-02</w:t>
       </w:r>
       <w:r>
         <w:rPr>
@@ -3743,7 +3847,7 @@
           <w:rFonts w:ascii="Courier New" w:hAnsi="Courier New"/>
           <w:sz w:val="19"/>
         </w:rPr>
-        <w:t>G-03</w:t>
+        <w:t>G-04</w:t>
       </w:r>
       <w:r>
         <w:rPr>
@@ -3757,7 +3861,7 @@
           <w:rFonts w:ascii="Courier New" w:hAnsi="Courier New"/>
           <w:sz w:val="19"/>
         </w:rPr>
-        <w:t>F-01</w:t>
+        <w:t>D-05</w:t>
       </w:r>
       <w:r>
         <w:rPr>
@@ -3814,6 +3918,34 @@
           <w:rFonts w:ascii="Courier New" w:hAnsi="Courier New"/>
           <w:sz w:val="19"/>
         </w:rPr>
+        <w:t>D-04</w:t>
+      </w:r>
+      <w:r>
+        <w:rPr>
+          <w:color w:val="373737"/>
+          <w:sz w:val="19"/>
+        </w:rPr>
+        <w:t xml:space="preserve"> → </w:t>
+      </w:r>
+      <w:r>
+        <w:rPr>
+          <w:rFonts w:ascii="Courier New" w:hAnsi="Courier New"/>
+          <w:sz w:val="19"/>
+        </w:rPr>
+        <w:t>G-03</w:t>
+      </w:r>
+      <w:r>
+        <w:rPr>
+          <w:color w:val="373737"/>
+          <w:sz w:val="19"/>
+        </w:rPr>
+        <w:t xml:space="preserve"> → </w:t>
+      </w:r>
+      <w:r>
+        <w:rPr>
+          <w:rFonts w:ascii="Courier New" w:hAnsi="Courier New"/>
+          <w:sz w:val="19"/>
+        </w:rPr>
         <w:t>D-02</w:t>
       </w:r>
       <w:r>
@@ -3828,7 +3960,7 @@
           <w:rFonts w:ascii="Courier New" w:hAnsi="Courier New"/>
           <w:sz w:val="19"/>
         </w:rPr>
-        <w:t>G-02</w:t>
+        <w:t>D-03</w:t>
       </w:r>
       <w:r>
         <w:rPr>
@@ -3842,7 +3974,7 @@
           <w:rFonts w:ascii="Courier New" w:hAnsi="Courier New"/>
           <w:sz w:val="19"/>
         </w:rPr>
-        <w:t>G-04</w:t>
+        <w:t>F-01</w:t>
       </w:r>
     </w:p>
     <w:p>
@@ -3862,7 +3994,7 @@
           <w:color w:val="373737"/>
           <w:sz w:val="19"/>
         </w:rPr>
-        <w:t xml:space="preserve"> ~18 working days with 2 engineers vs ~32 days sequential.</w:t>
+        <w:t xml:space="preserve"> ~18 working days with 2 engineers vs ~34 days sequential.</w:t>
       </w:r>
     </w:p>
     <w:p>
@@ -4635,7 +4767,7 @@
           <w:color w:val="7D5002"/>
           <w:sz w:val="22"/>
         </w:rPr>
-        <w:t>✏️ Phase D — Mutations  (3 stories)</w:t>
+        <w:t>✏️ Phase D — Mutations  (5 stories)</w:t>
       </w:r>
     </w:p>
     <w:tbl>
@@ -4984,34 +5116,6 @@
               </w:rPr>
               <w:t>updateProductDetailAccess</w:t>
             </w:r>
-            <w:r>
-              <w:rPr>
-                <w:color w:val="373737"/>
-                <w:sz w:val="17"/>
-              </w:rPr>
-              <w:t xml:space="preserve"> · </w:t>
-            </w:r>
-            <w:r>
-              <w:rPr>
-                <w:rFonts w:ascii="Courier New" w:hAnsi="Courier New"/>
-                <w:sz w:val="17"/>
-              </w:rPr>
-              <w:t>productDetailLockUnlock</w:t>
-            </w:r>
-            <w:r>
-              <w:rPr>
-                <w:color w:val="373737"/>
-                <w:sz w:val="17"/>
-              </w:rPr>
-              <w:t xml:space="preserve"> · </w:t>
-            </w:r>
-            <w:r>
-              <w:rPr>
-                <w:rFonts w:ascii="Courier New" w:hAnsi="Courier New"/>
-                <w:sz w:val="17"/>
-              </w:rPr>
-              <w:t>updateProductDetailComponentStatus</w:t>
-            </w:r>
           </w:p>
         </w:tc>
         <w:tc>
@@ -5025,10 +5129,10 @@
             </w:pPr>
             <w:r>
               <w:rPr>
-                <w:color w:val="9B7A00"/>
+                <w:color w:val="1E7A34"/>
                 <w:sz w:val="17"/>
               </w:rPr>
-              <w:t>🟡 Medium [M]</w:t>
+              <w:t>🟢 Low [XS]</w:t>
             </w:r>
           </w:p>
         </w:tc>
@@ -5090,7 +5194,7 @@
                 <w:color w:val="373737"/>
                 <w:sz w:val="17"/>
               </w:rPr>
-              <w:t>Change who can access a product-detail set; Lock or unlock a product-detail set; Update component status on product-detail sets</w:t>
+              <w:t>Change who can access a product-detail set.</w:t>
             </w:r>
           </w:p>
           <w:p>
@@ -5110,7 +5214,7 @@
                 <w:color w:val="373737"/>
                 <w:sz w:val="17"/>
               </w:rPr>
-              <w:t>map managePermissionsRequest[].resourceId → token → PUT construction/v1/manage-permissions (primeKey=humanId). ; token for [constructionSetId] → PUT…</w:t>
+              <w:t>map managePermissionsRequest[].resourceId → token → PUT construction/v1/manage-permissions (primeKey=humanId)</w:t>
             </w:r>
           </w:p>
           <w:p>
@@ -5140,119 +5244,10 @@
             </w:r>
             <w:r>
               <w:rPr>
-                <w:rFonts w:ascii="Courier New" w:hAnsi="Courier New"/>
-                <w:sz w:val="17"/>
-              </w:rPr>
-              <w:t>updateProductDetailAccess</w:t>
-            </w:r>
-            <w:r>
-              <w:rPr>
                 <w:color w:val="373737"/>
                 <w:sz w:val="17"/>
               </w:rPr>
-              <w:t>: updates partner access for each resource</w:t>
-            </w:r>
-          </w:p>
-          <w:p>
-            <w:pPr>
-              <w:spacing w:after="20"/>
-              <w:ind w:left="173"/>
-            </w:pPr>
-            <w:r>
-              <w:rPr>
-                <w:color w:val="444444"/>
-                <w:sz w:val="17"/>
-              </w:rPr>
-              <w:t xml:space="preserve">• </w:t>
-            </w:r>
-            <w:r>
-              <w:rPr>
-                <w:rFonts w:ascii="Courier New" w:hAnsi="Courier New"/>
-                <w:sz w:val="17"/>
-              </w:rPr>
-              <w:t>productDetailLockUnlock</w:t>
-            </w:r>
-            <w:r>
-              <w:rPr>
-                <w:color w:val="373737"/>
-                <w:sz w:val="17"/>
-              </w:rPr>
-              <w:t xml:space="preserve">: </w:t>
-            </w:r>
-            <w:r>
-              <w:rPr>
-                <w:rFonts w:ascii="Courier New" w:hAnsi="Courier New"/>
-                <w:sz w:val="17"/>
-              </w:rPr>
-              <w:t>isLock=true</w:t>
-            </w:r>
-            <w:r>
-              <w:rPr>
-                <w:color w:val="373737"/>
-                <w:sz w:val="17"/>
-              </w:rPr>
-              <w:t>→lock path, false→unlock path</w:t>
-            </w:r>
-          </w:p>
-          <w:p>
-            <w:pPr>
-              <w:spacing w:after="20"/>
-              <w:ind w:left="173"/>
-            </w:pPr>
-            <w:r>
-              <w:rPr>
-                <w:color w:val="444444"/>
-                <w:sz w:val="17"/>
-              </w:rPr>
-              <w:t xml:space="preserve">• </w:t>
-            </w:r>
-            <w:r>
-              <w:rPr>
-                <w:rFonts w:ascii="Courier New" w:hAnsi="Courier New"/>
-                <w:sz w:val="17"/>
-              </w:rPr>
-              <w:t>updateProductDetailComponentStatus</w:t>
-            </w:r>
-            <w:r>
-              <w:rPr>
-                <w:color w:val="373737"/>
-                <w:sz w:val="17"/>
-              </w:rPr>
-              <w:t xml:space="preserve">: updates statuses; result wrapped as </w:t>
-            </w:r>
-            <w:r>
-              <w:rPr>
-                <w:rFonts w:ascii="Courier New" w:hAnsi="Courier New"/>
-                <w:sz w:val="17"/>
-              </w:rPr>
-              <w:t>{content}</w:t>
-            </w:r>
-          </w:p>
-          <w:p>
-            <w:pPr>
-              <w:spacing w:after="20"/>
-              <w:ind w:left="173"/>
-            </w:pPr>
-            <w:r>
-              <w:rPr>
-                <w:color w:val="444444"/>
-                <w:sz w:val="17"/>
-              </w:rPr>
-              <w:t xml:space="preserve">• </w:t>
-            </w:r>
-            <w:r>
-              <w:rPr>
-                <w:rFonts w:ascii="Courier New" w:hAnsi="Courier New"/>
-                <w:sz w:val="17"/>
-              </w:rPr>
-              <w:t>updateProductDetailComponentStatus</w:t>
-            </w:r>
-            <w:r>
-              <w:rPr>
-                <w:color w:val="373737"/>
-                <w:sz w:val="17"/>
-              </w:rPr>
-              <w:t>: no-token behaviour documented</w:t>
+              <w:t>updates partner access for each resource</w:t>
             </w:r>
           </w:p>
         </w:tc>
@@ -5279,7 +5274,7 @@
                 <w:color w:val="1F497D"/>
                 <w:sz w:val="17"/>
               </w:rPr>
-              <w:t>PDTL-BE-D-04</w:t>
+              <w:t>PDTL-BE-D-03</w:t>
             </w:r>
           </w:p>
           <w:p>
@@ -5291,7 +5286,7 @@
                 <w:rFonts w:ascii="Courier New" w:hAnsi="Courier New"/>
                 <w:sz w:val="17"/>
               </w:rPr>
-              <w:t>cloneFilesForProductDetails</w:t>
+              <w:t>productDetailLockUnlock</w:t>
             </w:r>
           </w:p>
         </w:tc>
@@ -5305,10 +5300,10 @@
             </w:pPr>
             <w:r>
               <w:rPr>
-                <w:color w:val="9B7A00"/>
+                <w:color w:val="1E7A34"/>
                 <w:sz w:val="17"/>
               </w:rPr>
-              <w:t>🟡 Medium [M]</w:t>
+              <w:t>🟢 Low [XS]</w:t>
             </w:r>
           </w:p>
         </w:tc>
@@ -5328,6 +5323,11 @@
               <w:t>Mutation</w:t>
             </w:r>
           </w:p>
+        </w:tc>
+        <w:tc>
+          <w:tcPr>
+            <w:tcW w:w="1368" w:type="dxa"/>
+          </w:tcPr>
           <w:p>
             <w:pPr>
               <w:spacing w:after="20"/>
@@ -5335,6 +5335,179 @@
             <w:r>
               <w:rPr>
                 <w:color w:val="444444"/>
+                <w:sz w:val="17"/>
+              </w:rPr>
+              <w:t>B-01</w:t>
+            </w:r>
+          </w:p>
+        </w:tc>
+        <w:tc>
+          <w:tcPr>
+            <w:tcW w:w="5976" w:type="dxa"/>
+          </w:tcPr>
+          <w:p>
+            <w:pPr>
+              <w:spacing w:after="20"/>
+            </w:pPr>
+            <w:r>
+              <w:rPr>
+                <w:b/>
+                <w:color w:val="373737"/>
+                <w:sz w:val="17"/>
+              </w:rPr>
+              <w:t xml:space="preserve">Intent — </w:t>
+            </w:r>
+            <w:r>
+              <w:rPr>
+                <w:color w:val="373737"/>
+                <w:sz w:val="17"/>
+              </w:rPr>
+              <w:t>Lock or unlock a product-detail set.</w:t>
+            </w:r>
+          </w:p>
+          <w:p>
+            <w:pPr>
+              <w:spacing w:after="20"/>
+            </w:pPr>
+            <w:r>
+              <w:rPr>
+                <w:b/>
+                <w:color w:val="373737"/>
+                <w:sz w:val="17"/>
+              </w:rPr>
+              <w:t xml:space="preserve">Today — </w:t>
+            </w:r>
+            <w:r>
+              <w:rPr>
+                <w:color w:val="373737"/>
+                <w:sz w:val="17"/>
+              </w:rPr>
+              <w:t>token for [constructionSetId] → PUT construction/v1/{id}/{lock\|unlock}</w:t>
+            </w:r>
+          </w:p>
+          <w:p>
+            <w:pPr>
+              <w:spacing w:after="20"/>
+            </w:pPr>
+            <w:r>
+              <w:rPr>
+                <w:b/>
+                <w:color w:val="373737"/>
+                <w:sz w:val="17"/>
+              </w:rPr>
+              <w:t>Done when:</w:t>
+            </w:r>
+          </w:p>
+          <w:p>
+            <w:pPr>
+              <w:spacing w:after="20"/>
+              <w:ind w:left="173"/>
+            </w:pPr>
+            <w:r>
+              <w:rPr>
+                <w:color w:val="444444"/>
+                <w:sz w:val="17"/>
+              </w:rPr>
+              <w:t xml:space="preserve">• </w:t>
+            </w:r>
+            <w:r>
+              <w:rPr>
+                <w:rFonts w:ascii="Courier New" w:hAnsi="Courier New"/>
+                <w:sz w:val="17"/>
+              </w:rPr>
+              <w:t>isLock=true</w:t>
+            </w:r>
+            <w:r>
+              <w:rPr>
+                <w:color w:val="373737"/>
+                <w:sz w:val="17"/>
+              </w:rPr>
+              <w:t>→lock path, false→unlock path</w:t>
+            </w:r>
+          </w:p>
+        </w:tc>
+      </w:tr>
+      <w:tr>
+        <w:tc>
+          <w:tcPr>
+            <w:shd w:val="clear" w:color="auto" w:fill="F5F8FF"/>
+            <w:tcW w:w="2448" w:type="dxa"/>
+          </w:tcPr>
+          <w:p>
+            <w:pPr>
+              <w:spacing w:after="20"/>
+            </w:pPr>
+            <w:r>
+              <w:rPr>
+                <w:sz w:val="18"/>
+              </w:rPr>
+              <w:t xml:space="preserve">🔶 </w:t>
+            </w:r>
+            <w:r>
+              <w:rPr>
+                <w:rFonts w:ascii="Courier New" w:hAnsi="Courier New"/>
+                <w:b/>
+                <w:color w:val="1F497D"/>
+                <w:sz w:val="17"/>
+              </w:rPr>
+              <w:t>PDTL-BE-D-04</w:t>
+            </w:r>
+          </w:p>
+          <w:p>
+            <w:pPr>
+              <w:spacing w:after="20"/>
+            </w:pPr>
+            <w:r>
+              <w:rPr>
+                <w:rFonts w:ascii="Courier New" w:hAnsi="Courier New"/>
+                <w:sz w:val="17"/>
+              </w:rPr>
+              <w:t>cloneFilesForProductDetails</w:t>
+            </w:r>
+          </w:p>
+        </w:tc>
+        <w:tc>
+          <w:tcPr>
+            <w:shd w:val="clear" w:color="auto" w:fill="F5F8FF"/>
+            <w:tcW w:w="1152" w:type="dxa"/>
+          </w:tcPr>
+          <w:p>
+            <w:pPr>
+              <w:spacing w:after="20"/>
+            </w:pPr>
+            <w:r>
+              <w:rPr>
+                <w:color w:val="9B7A00"/>
+                <w:sz w:val="17"/>
+              </w:rPr>
+              <w:t>🟡 Medium [M]</w:t>
+            </w:r>
+          </w:p>
+        </w:tc>
+        <w:tc>
+          <w:tcPr>
+            <w:shd w:val="clear" w:color="auto" w:fill="F5F8FF"/>
+            <w:tcW w:w="1872" w:type="dxa"/>
+          </w:tcPr>
+          <w:p>
+            <w:pPr>
+              <w:spacing w:after="20"/>
+            </w:pPr>
+            <w:r>
+              <w:rPr>
+                <w:color w:val="444444"/>
+                <w:sz w:val="17"/>
+              </w:rPr>
+              <w:t>Mutation</w:t>
+            </w:r>
+          </w:p>
+          <w:p>
+            <w:pPr>
+              <w:spacing w:after="20"/>
+            </w:pPr>
+            <w:r>
+              <w:rPr>
+                <w:color w:val="444444"/>
                 <w:sz w:val="16"/>
               </w:rPr>
               <w:t xml:space="preserve">Calls: </w:t>
@@ -5345,6 +5518,203 @@
                 <w:sz w:val="16"/>
               </w:rPr>
               <w:t>attachment</w:t>
+            </w:r>
+          </w:p>
+        </w:tc>
+        <w:tc>
+          <w:tcPr>
+            <w:shd w:val="clear" w:color="auto" w:fill="F5F8FF"/>
+            <w:tcW w:w="1368" w:type="dxa"/>
+          </w:tcPr>
+          <w:p>
+            <w:pPr>
+              <w:spacing w:after="20"/>
+            </w:pPr>
+            <w:r>
+              <w:rPr>
+                <w:color w:val="444444"/>
+                <w:sz w:val="17"/>
+              </w:rPr>
+              <w:t>B-01</w:t>
+            </w:r>
+          </w:p>
+        </w:tc>
+        <w:tc>
+          <w:tcPr>
+            <w:shd w:val="clear" w:color="auto" w:fill="F5F8FF"/>
+            <w:tcW w:w="5976" w:type="dxa"/>
+          </w:tcPr>
+          <w:p>
+            <w:pPr>
+              <w:spacing w:after="20"/>
+            </w:pPr>
+            <w:r>
+              <w:rPr>
+                <w:b/>
+                <w:color w:val="373737"/>
+                <w:sz w:val="17"/>
+              </w:rPr>
+              <w:t xml:space="preserve">Intent — </w:t>
+            </w:r>
+            <w:r>
+              <w:rPr>
+                <w:color w:val="373737"/>
+                <w:sz w:val="17"/>
+              </w:rPr>
+              <w:t>Copy attachment files for product details.</w:t>
+            </w:r>
+          </w:p>
+          <w:p>
+            <w:pPr>
+              <w:spacing w:after="20"/>
+            </w:pPr>
+            <w:r>
+              <w:rPr>
+                <w:b/>
+                <w:color w:val="373737"/>
+                <w:sz w:val="17"/>
+              </w:rPr>
+              <w:t xml:space="preserve">Today — </w:t>
+            </w:r>
+            <w:r>
+              <w:rPr>
+                <w:color w:val="373737"/>
+                <w:sz w:val="17"/>
+              </w:rPr>
+              <w:t>token → Promise.all(attachmentIds.map((id,i) =&gt; (attachment) cloneAttachmentV3({cloneReferences:[cloneReference[i]]}, id))), stamp parentResource=id, flatten. No…</w:t>
+            </w:r>
+          </w:p>
+          <w:p>
+            <w:pPr>
+              <w:spacing w:after="20"/>
+            </w:pPr>
+            <w:r>
+              <w:rPr>
+                <w:b/>
+                <w:color w:val="373737"/>
+                <w:sz w:val="17"/>
+              </w:rPr>
+              <w:t>Done when:</w:t>
+            </w:r>
+          </w:p>
+          <w:p>
+            <w:pPr>
+              <w:spacing w:after="20"/>
+              <w:ind w:left="173"/>
+            </w:pPr>
+            <w:r>
+              <w:rPr>
+                <w:color w:val="444444"/>
+                <w:sz w:val="17"/>
+              </w:rPr>
+              <w:t xml:space="preserve">• </w:t>
+            </w:r>
+            <w:r>
+              <w:rPr>
+                <w:color w:val="373737"/>
+                <w:sz w:val="17"/>
+              </w:rPr>
+              <w:t>clones each id with its paired cloneReference</w:t>
+            </w:r>
+          </w:p>
+          <w:p>
+            <w:pPr>
+              <w:spacing w:after="20"/>
+              <w:ind w:left="173"/>
+            </w:pPr>
+            <w:r>
+              <w:rPr>
+                <w:color w:val="444444"/>
+                <w:sz w:val="17"/>
+              </w:rPr>
+              <w:t xml:space="preserve">• </w:t>
+            </w:r>
+            <w:r>
+              <w:rPr>
+                <w:rFonts w:ascii="Courier New" w:hAnsi="Courier New"/>
+                <w:sz w:val="17"/>
+              </w:rPr>
+              <w:t>parentResource</w:t>
+            </w:r>
+            <w:r>
+              <w:rPr>
+                <w:color w:val="373737"/>
+                <w:sz w:val="17"/>
+              </w:rPr>
+              <w:t xml:space="preserve"> stamped</w:t>
+            </w:r>
+          </w:p>
+        </w:tc>
+      </w:tr>
+      <w:tr>
+        <w:tc>
+          <w:tcPr>
+            <w:tcW w:w="2448" w:type="dxa"/>
+          </w:tcPr>
+          <w:p>
+            <w:pPr>
+              <w:spacing w:after="20"/>
+            </w:pPr>
+            <w:r>
+              <w:rPr>
+                <w:sz w:val="18"/>
+              </w:rPr>
+              <w:t xml:space="preserve">🔶 </w:t>
+            </w:r>
+            <w:r>
+              <w:rPr>
+                <w:rFonts w:ascii="Courier New" w:hAnsi="Courier New"/>
+                <w:b/>
+                <w:color w:val="1F497D"/>
+                <w:sz w:val="17"/>
+              </w:rPr>
+              <w:t>PDTL-BE-D-05</w:t>
+            </w:r>
+          </w:p>
+          <w:p>
+            <w:pPr>
+              <w:spacing w:after="20"/>
+            </w:pPr>
+            <w:r>
+              <w:rPr>
+                <w:rFonts w:ascii="Courier New" w:hAnsi="Courier New"/>
+                <w:sz w:val="17"/>
+              </w:rPr>
+              <w:t>updateProductDetailComponentStatus</w:t>
+            </w:r>
+          </w:p>
+        </w:tc>
+        <w:tc>
+          <w:tcPr>
+            <w:tcW w:w="1152" w:type="dxa"/>
+          </w:tcPr>
+          <w:p>
+            <w:pPr>
+              <w:spacing w:after="20"/>
+            </w:pPr>
+            <w:r>
+              <w:rPr>
+                <w:color w:val="1E7A34"/>
+                <w:sz w:val="17"/>
+              </w:rPr>
+              <w:t>🟢 Low [XS]</w:t>
+            </w:r>
+          </w:p>
+        </w:tc>
+        <w:tc>
+          <w:tcPr>
+            <w:tcW w:w="1872" w:type="dxa"/>
+          </w:tcPr>
+          <w:p>
+            <w:pPr>
+              <w:spacing w:after="20"/>
+            </w:pPr>
+            <w:r>
+              <w:rPr>
+                <w:color w:val="444444"/>
+                <w:sz w:val="17"/>
+              </w:rPr>
+              <w:t>Mutation</w:t>
             </w:r>
           </w:p>
         </w:tc>
@@ -5386,7 +5756,7 @@
                 <w:color w:val="373737"/>
                 <w:sz w:val="17"/>
               </w:rPr>
-              <w:t>Copy attachment files for product details.</w:t>
+              <w:t>Update component status on product-detail sets.</w:t>
             </w:r>
           </w:p>
           <w:p>
@@ -5406,7 +5776,7 @@
                 <w:color w:val="373737"/>
                 <w:sz w:val="17"/>
               </w:rPr>
-              <w:t>token → Promise.all(attachmentIds.map((id,i) =&gt; (attachment) cloneAttachmentV3({cloneReferences:[cloneReference[i]]}, id))), stamp parentResource=id, flatten. No…</w:t>
+              <w:t>PUT construction/v1/component_status_update; wraps result as {content}. No JWT — confirm backend-enforced</w:t>
             </w:r>
           </w:p>
           <w:p>
@@ -5439,7 +5809,14 @@
                 <w:color w:val="373737"/>
                 <w:sz w:val="17"/>
               </w:rPr>
-              <w:t>clones each id with its paired cloneReference</w:t>
+              <w:t xml:space="preserve">updates statuses; result wrapped as </w:t>
+            </w:r>
+            <w:r>
+              <w:rPr>
+                <w:rFonts w:ascii="Courier New" w:hAnsi="Courier New"/>
+                <w:sz w:val="17"/>
+              </w:rPr>
+              <w:t>{content}</w:t>
             </w:r>
           </w:p>
           <w:p>
@@ -5456,17 +5833,10 @@
             </w:r>
             <w:r>
               <w:rPr>
-                <w:rFonts w:ascii="Courier New" w:hAnsi="Courier New"/>
-                <w:sz w:val="17"/>
-              </w:rPr>
-              <w:t>parentResource</w:t>
-            </w:r>
-            <w:r>
-              <w:rPr>
                 <w:color w:val="373737"/>
                 <w:sz w:val="17"/>
               </w:rPr>
-              <w:t xml:space="preserve"> stamped</w:t>
+              <w:t>no-token behaviour documented</w:t>
             </w:r>
           </w:p>
         </w:tc>
